--- a/reports/Report2.docx
+++ b/reports/Report2.docx
@@ -5,9 +5,6 @@
     <w:p>
       <w:pPr>
         <w:pStyle w:val="Nadpis1"/>
-        <w:rPr>
-          <w:lang w:val="en-US"/>
-        </w:rPr>
       </w:pPr>
       <w:r>
         <w:rPr>
@@ -16,21 +13,12 @@
         <w:t>MPC</w:t>
       </w:r>
       <w:r>
-        <w:rPr>
-          <w:lang w:val="en-US"/>
-        </w:rPr>
         <w:t xml:space="preserve">-MAP Assignment No. </w:t>
       </w:r>
       <w:r>
-        <w:rPr>
-          <w:lang w:val="en-US"/>
-        </w:rPr>
         <w:t>2</w:t>
       </w:r>
       <w:r>
-        <w:rPr>
-          <w:lang w:val="en-US"/>
-        </w:rPr>
         <w:t xml:space="preserve"> - Report</w:t>
       </w:r>
     </w:p>
@@ -45,26 +33,16 @@
         <w:rPr>
           <w:b/>
           <w:bCs/>
-          <w:lang w:val="en-US"/>
         </w:rPr>
         <w:t>Author:</w:t>
       </w:r>
       <w:r>
-        <w:rPr>
-          <w:lang w:val="en-US"/>
-        </w:rPr>
         <w:t xml:space="preserve"> </w:t>
       </w:r>
       <w:r>
-        <w:rPr>
-          <w:lang w:val="en-US"/>
-        </w:rPr>
         <w:tab/>
       </w:r>
       <w:r>
-        <w:rPr>
-          <w:lang w:val="en-US"/>
-        </w:rPr>
         <w:t xml:space="preserve">Dan </w:t>
       </w:r>
       <w:r>
@@ -77,56 +55,46 @@
     <w:p>
       <w:pPr>
         <w:pStyle w:val="Nadpis2"/>
-        <w:rPr>
-          <w:lang w:val="en-US"/>
-        </w:rPr>
       </w:pPr>
       <w:r>
         <w:rPr>
           <w:b/>
           <w:bCs/>
-          <w:lang w:val="en-US"/>
-        </w:rPr>
-        <w:t>Date:</w:t>
-      </w:r>
-      <w:r>
-        <w:rPr>
-          <w:lang w:val="en-US"/>
-        </w:rPr>
+        </w:rPr>
+        <w:t>Date</w:t>
+      </w:r>
+      <w:proofErr w:type="gramStart"/>
+      <w:r>
+        <w:rPr>
+          <w:b/>
+          <w:bCs/>
+        </w:rPr>
+        <w:t>:</w:t>
+      </w:r>
+      <w:r>
         <w:tab/>
       </w:r>
       <w:r>
-        <w:rPr>
-          <w:lang w:val="en-US"/>
-        </w:rPr>
         <w:tab/>
       </w:r>
       <w:r>
-        <w:rPr>
-          <w:lang w:val="en-US"/>
-        </w:rPr>
-        <w:t>01.04.2026</w:t>
+        <w:t>01.04</w:t>
+      </w:r>
+      <w:proofErr w:type="gramEnd"/>
+      <w:r>
+        <w:t>.2026</w:t>
       </w:r>
     </w:p>
     <w:p>
       <w:pPr>
         <w:pStyle w:val="Nadpis2"/>
-        <w:rPr>
-          <w:lang w:val="en-US"/>
-        </w:rPr>
       </w:pPr>
     </w:p>
     <w:p>
       <w:pPr>
         <w:pStyle w:val="Nadpis2"/>
-        <w:rPr>
-          <w:lang w:val="en-US"/>
-        </w:rPr>
-      </w:pPr>
-      <w:r>
-        <w:rPr>
-          <w:lang w:val="en-US"/>
-        </w:rPr>
+      </w:pPr>
+      <w:r>
         <w:t>Task 1</w:t>
       </w:r>
     </w:p>
@@ -141,16 +109,27 @@
         </w:rPr>
       </w:pPr>
       <w:r>
-        <w:rPr>
-          <w:lang w:val="en-US"/>
-        </w:rPr>
         <w:t xml:space="preserve">Na </w:t>
       </w:r>
       <w:r>
         <w:rPr>
           <w:lang w:val="sk-SK"/>
         </w:rPr>
-        <w:t>základe popisov bol vytvorený všeobecný template pre mapy aj s popisom:</w:t>
+        <w:t xml:space="preserve">základe popisov bol vytvorený všeobecný </w:t>
+      </w:r>
+      <w:proofErr w:type="spellStart"/>
+      <w:r>
+        <w:rPr>
+          <w:lang w:val="sk-SK"/>
+        </w:rPr>
+        <w:t>template</w:t>
+      </w:r>
+      <w:proofErr w:type="spellEnd"/>
+      <w:r>
+        <w:rPr>
+          <w:lang w:val="sk-SK"/>
+        </w:rPr>
+        <w:t xml:space="preserve"> pre mapy aj s popisom:</w:t>
       </w:r>
     </w:p>
     <w:p>
@@ -163,99 +142,68 @@
       <w:r>
         <w:rPr>
           <w:u w:val="single"/>
-          <w:lang w:val="en-US"/>
-        </w:rPr>
-        <w:t>finish location x,y</w:t>
-      </w:r>
-    </w:p>
-    <w:p>
-      <w:pPr>
-        <w:rPr>
-          <w:lang w:val="en-US"/>
-        </w:rPr>
-      </w:pPr>
-      <w:r>
-        <w:rPr>
-          <w:lang w:val="en-US"/>
-        </w:rPr>
-        <w:t>arena definition x1,y1,x2,y2</w:t>
-      </w:r>
-    </w:p>
-    <w:p>
-      <w:pPr>
-        <w:rPr>
-          <w:lang w:val="en-US"/>
-        </w:rPr>
-      </w:pPr>
-      <w:r>
-        <w:rPr>
-          <w:lang w:val="en-US"/>
-        </w:rPr>
-        <w:t>wall definition 1 x1,y1,x2,y2</w:t>
-      </w:r>
-    </w:p>
-    <w:p>
-      <w:pPr>
-        <w:rPr>
-          <w:lang w:val="en-US"/>
-        </w:rPr>
-      </w:pPr>
-      <w:r>
-        <w:rPr>
-          <w:lang w:val="en-US"/>
-        </w:rPr>
+        </w:rPr>
+        <w:t xml:space="preserve">finish location </w:t>
+      </w:r>
+      <w:proofErr w:type="spellStart"/>
+      <w:proofErr w:type="gramStart"/>
+      <w:r>
+        <w:rPr>
+          <w:u w:val="single"/>
+        </w:rPr>
+        <w:t>x,y</w:t>
+      </w:r>
+      <w:proofErr w:type="spellEnd"/>
+      <w:proofErr w:type="gramEnd"/>
+    </w:p>
+    <w:p>
+      <w:r>
+        <w:t>arena definition x</w:t>
+      </w:r>
+      <w:proofErr w:type="gramStart"/>
+      <w:r>
+        <w:t>1,y1,x2,y</w:t>
+      </w:r>
+      <w:proofErr w:type="gramEnd"/>
+      <w:r>
+        <w:t>2</w:t>
+      </w:r>
+    </w:p>
+    <w:p>
+      <w:r>
+        <w:t>wall definition 1 x</w:t>
+      </w:r>
+      <w:proofErr w:type="gramStart"/>
+      <w:r>
+        <w:t>1,y1,x2,y</w:t>
+      </w:r>
+      <w:proofErr w:type="gramEnd"/>
+      <w:r>
+        <w:t>2</w:t>
+      </w:r>
+    </w:p>
+    <w:p>
+      <w:r>
         <w:t>.</w:t>
       </w:r>
     </w:p>
     <w:p>
-      <w:pPr>
-        <w:rPr>
-          <w:lang w:val="en-US"/>
-        </w:rPr>
-      </w:pPr>
-      <w:r>
-        <w:rPr>
-          <w:lang w:val="en-US"/>
-        </w:rPr>
+      <w:r>
         <w:t>.</w:t>
       </w:r>
     </w:p>
     <w:p>
-      <w:pPr>
-        <w:rPr>
-          <w:lang w:val="en-US"/>
-        </w:rPr>
-      </w:pPr>
-      <w:r>
-        <w:rPr>
-          <w:lang w:val="en-US"/>
-        </w:rPr>
+      <w:r>
         <w:t>.</w:t>
       </w:r>
     </w:p>
     <w:p>
-      <w:pPr>
-        <w:rPr>
-          <w:lang w:val="en-US"/>
-        </w:rPr>
-      </w:pPr>
-      <w:r>
-        <w:rPr>
-          <w:lang w:val="en-US"/>
-        </w:rPr>
+      <w:r>
         <w:t>wall definition n</w:t>
       </w:r>
     </w:p>
     <w:p>
-      <w:pPr>
-        <w:rPr>
-          <w:lang w:val="en-US"/>
-        </w:rPr>
-      </w:pPr>
-      <w:r>
-        <w:rPr>
-          <w:lang w:val="en-US"/>
-        </w:rPr>
+      <w:r>
         <w:t>inf --- delimiter</w:t>
       </w:r>
     </w:p>
@@ -264,15 +212,17 @@
         <w:pBdr>
           <w:bottom w:val="single" w:sz="6" w:space="1" w:color="auto"/>
         </w:pBdr>
-        <w:rPr>
-          <w:lang w:val="en-US"/>
-        </w:rPr>
-      </w:pPr>
-      <w:r>
-        <w:rPr>
-          <w:lang w:val="en-US"/>
-        </w:rPr>
-        <w:t>definition of GNSS-of zone x1,y1,x2,y2,x3,y3,x4,y4</w:t>
+      </w:pPr>
+      <w:r>
+        <w:t>definition of GNSS-of zone x</w:t>
+      </w:r>
+      <w:proofErr w:type="gramStart"/>
+      <w:r>
+        <w:t>1,y1,x2,y2,x3,y3,x4,y</w:t>
+      </w:r>
+      <w:proofErr w:type="gramEnd"/>
+      <w:r>
+        <w:t>4</w:t>
       </w:r>
     </w:p>
     <w:p>
@@ -299,67 +249,27 @@
       </w:r>
     </w:p>
     <w:p>
-      <w:pPr>
-        <w:rPr>
-          <w:lang w:val="en-US"/>
-        </w:rPr>
-      </w:pPr>
-      <w:r>
-        <w:rPr>
-          <w:lang w:val="en-US"/>
-        </w:rPr>
+      <w:r>
         <w:t>19,19</w:t>
       </w:r>
     </w:p>
     <w:p>
-      <w:pPr>
-        <w:rPr>
-          <w:lang w:val="en-US"/>
-        </w:rPr>
-      </w:pPr>
-      <w:r>
-        <w:rPr>
-          <w:lang w:val="en-US"/>
-        </w:rPr>
+      <w:r>
         <w:t>0,0,20,20</w:t>
       </w:r>
     </w:p>
     <w:p>
-      <w:pPr>
-        <w:rPr>
-          <w:lang w:val="en-US"/>
-        </w:rPr>
-      </w:pPr>
-      <w:r>
-        <w:rPr>
-          <w:lang w:val="en-US"/>
-        </w:rPr>
+      <w:r>
         <w:t>15,15,15,17</w:t>
       </w:r>
     </w:p>
     <w:p>
-      <w:pPr>
-        <w:rPr>
-          <w:lang w:val="en-US"/>
-        </w:rPr>
-      </w:pPr>
-      <w:r>
-        <w:rPr>
-          <w:lang w:val="en-US"/>
-        </w:rPr>
+      <w:r>
         <w:t>15,15,17,15</w:t>
       </w:r>
     </w:p>
     <w:p>
-      <w:pPr>
-        <w:rPr>
-          <w:lang w:val="en-US"/>
-        </w:rPr>
-      </w:pPr>
-      <w:r>
-        <w:rPr>
-          <w:lang w:val="en-US"/>
-        </w:rPr>
+      <w:r>
         <w:t>inf</w:t>
       </w:r>
     </w:p>
@@ -368,27 +278,15 @@
         <w:pBdr>
           <w:bottom w:val="single" w:sz="6" w:space="1" w:color="auto"/>
         </w:pBdr>
-        <w:rPr>
-          <w:lang w:val="en-US"/>
-        </w:rPr>
-      </w:pPr>
-      <w:r>
-        <w:rPr>
-          <w:lang w:val="en-US"/>
-        </w:rPr>
+      </w:pPr>
+      <w:r>
         <w:t>0,0,20,0,20,20,0,20</w:t>
       </w:r>
     </w:p>
     <w:p>
-      <w:pPr>
-        <w:rPr>
-          <w:lang w:val="en-US"/>
-        </w:rPr>
-      </w:pPr>
       <w:r>
         <w:rPr>
           <w:noProof/>
-          <w:lang w:val="en-US"/>
         </w:rPr>
         <w:drawing>
           <wp:inline distT="0" distB="0" distL="0" distR="0" wp14:anchorId="537A0A11" wp14:editId="7E553090">
@@ -440,74 +338,63 @@
         </w:drawing>
       </w:r>
     </w:p>
-    <w:p>
-      <w:pPr>
-        <w:rPr>
-          <w:lang w:val="en-US"/>
-        </w:rPr>
-      </w:pPr>
-    </w:p>
+    <w:p/>
     <w:p>
       <w:pPr>
         <w:pStyle w:val="Nadpis2"/>
-        <w:rPr>
-          <w:lang w:val="en-US"/>
-        </w:rPr>
       </w:pPr>
     </w:p>
     <w:p>
       <w:pPr>
         <w:pStyle w:val="Nadpis2"/>
-        <w:rPr>
-          <w:lang w:val="en-US"/>
-        </w:rPr>
       </w:pPr>
     </w:p>
     <w:p>
       <w:pPr>
         <w:pStyle w:val="Nadpis2"/>
-        <w:rPr>
-          <w:lang w:val="en-US"/>
-        </w:rPr>
       </w:pPr>
     </w:p>
     <w:p>
       <w:pPr>
         <w:pStyle w:val="Nadpis2"/>
-        <w:rPr>
-          <w:lang w:val="en-US"/>
-        </w:rPr>
-      </w:pPr>
-      <w:r>
-        <w:rPr>
-          <w:lang w:val="en-US"/>
-        </w:rPr>
+      </w:pPr>
+      <w:r>
         <w:t>Task 2</w:t>
       </w:r>
     </w:p>
     <w:p>
-      <w:pPr>
-        <w:rPr>
-          <w:lang w:val="en-US"/>
-        </w:rPr>
-      </w:pPr>
-      <w:r>
-        <w:rPr>
-          <w:lang w:val="en-US"/>
-        </w:rPr>
-        <w:t>Boli definované 3 rôzne trasy:</w:t>
-      </w:r>
-    </w:p>
-    <w:p>
-      <w:pPr>
-        <w:rPr>
-          <w:lang w:val="en-US"/>
-        </w:rPr>
-      </w:pPr>
+      <w:r>
+        <w:t xml:space="preserve">Boli </w:t>
+      </w:r>
+      <w:proofErr w:type="spellStart"/>
+      <w:r>
+        <w:t>definované</w:t>
+      </w:r>
+      <w:proofErr w:type="spellEnd"/>
+      <w:r>
+        <w:t xml:space="preserve"> 3 </w:t>
+      </w:r>
+      <w:proofErr w:type="spellStart"/>
+      <w:r>
+        <w:t>rôzne</w:t>
+      </w:r>
+      <w:proofErr w:type="spellEnd"/>
+      <w:r>
+        <w:t xml:space="preserve"> </w:t>
+      </w:r>
+      <w:proofErr w:type="spellStart"/>
+      <w:r>
+        <w:t>trasy</w:t>
+      </w:r>
+      <w:proofErr w:type="spellEnd"/>
+      <w:r>
+        <w:t>:</w:t>
+      </w:r>
+    </w:p>
+    <w:p>
       <w:r>
         <w:rPr>
           <w:noProof/>
-          <w:lang w:val="en-US"/>
         </w:rPr>
         <w:drawing>
           <wp:inline distT="0" distB="0" distL="0" distR="0" wp14:anchorId="07DF6F49" wp14:editId="255E0B46">
@@ -560,15 +447,9 @@
       </w:r>
     </w:p>
     <w:p>
-      <w:pPr>
-        <w:rPr>
-          <w:lang w:val="en-US"/>
-        </w:rPr>
-      </w:pPr>
       <w:r>
         <w:rPr>
           <w:noProof/>
-          <w:lang w:val="en-US"/>
         </w:rPr>
         <w:drawing>
           <wp:inline distT="0" distB="0" distL="0" distR="0" wp14:anchorId="3DE58040" wp14:editId="662D8023">
@@ -620,20 +501,8 @@
         </w:drawing>
       </w:r>
     </w:p>
-    <w:p>
-      <w:pPr>
-        <w:rPr>
-          <w:lang w:val="en-US"/>
-        </w:rPr>
-      </w:pPr>
-    </w:p>
-    <w:p>
-      <w:pPr>
-        <w:rPr>
-          <w:lang w:val="en-US"/>
-        </w:rPr>
-      </w:pPr>
-    </w:p>
+    <w:p/>
+    <w:p/>
     <w:p>
       <w:pPr>
         <w:rPr>
@@ -643,7 +512,6 @@
       <w:r>
         <w:rPr>
           <w:noProof/>
-          <w:lang w:val="en-US"/>
         </w:rPr>
         <w:lastRenderedPageBreak/>
         <w:drawing>
@@ -699,24 +567,12 @@
     <w:p>
       <w:pPr>
         <w:pStyle w:val="Nadpis2"/>
-        <w:rPr>
-          <w:lang w:val="en-US"/>
-        </w:rPr>
-      </w:pPr>
-      <w:r>
-        <w:rPr>
-          <w:lang w:val="en-US"/>
-        </w:rPr>
+      </w:pPr>
+      <w:r>
         <w:t>Task 3</w:t>
       </w:r>
     </w:p>
-    <w:p>
-      <w:pPr>
-        <w:rPr>
-          <w:lang w:val="en-US"/>
-        </w:rPr>
-      </w:pPr>
-    </w:p>
+    <w:p/>
     <w:p>
       <w:pPr>
         <w:pBdr>
@@ -724,22 +580,69 @@
         </w:pBdr>
         <w:rPr>
           <w:rFonts w:cs="Arial"/>
-          <w:lang w:val="en-US"/>
-        </w:rPr>
-      </w:pPr>
-      <w:r>
-        <w:rPr>
-          <w:rFonts w:cs="Arial"/>
-          <w:lang w:val="sk-SK"/>
-        </w:rPr>
-        <w:t>V rámci tasku 3 bola implementovaná metóda spätnoväz</w:t>
-      </w:r>
-      <w:r>
-        <w:rPr>
-          <w:rFonts w:cs="Arial"/>
-          <w:lang w:val="sk-SK"/>
-        </w:rPr>
-        <w:t>bovej linearizácie.</w:t>
+        </w:rPr>
+      </w:pPr>
+      <w:r>
+        <w:rPr>
+          <w:rFonts w:cs="Arial"/>
+          <w:lang w:val="sk-SK"/>
+        </w:rPr>
+        <w:t xml:space="preserve">V rámci </w:t>
+      </w:r>
+      <w:proofErr w:type="spellStart"/>
+      <w:r>
+        <w:rPr>
+          <w:rFonts w:cs="Arial"/>
+          <w:lang w:val="sk-SK"/>
+        </w:rPr>
+        <w:t>tasku</w:t>
+      </w:r>
+      <w:proofErr w:type="spellEnd"/>
+      <w:r>
+        <w:rPr>
+          <w:rFonts w:cs="Arial"/>
+          <w:lang w:val="sk-SK"/>
+        </w:rPr>
+        <w:t xml:space="preserve"> 3 bola implementovaná metóda </w:t>
+      </w:r>
+      <w:proofErr w:type="spellStart"/>
+      <w:r>
+        <w:rPr>
+          <w:rFonts w:cs="Arial"/>
+          <w:lang w:val="sk-SK"/>
+        </w:rPr>
+        <w:t>spätnoväz</w:t>
+      </w:r>
+      <w:r>
+        <w:rPr>
+          <w:rFonts w:cs="Arial"/>
+          <w:lang w:val="sk-SK"/>
+        </w:rPr>
+        <w:t>bovej</w:t>
+      </w:r>
+      <w:proofErr w:type="spellEnd"/>
+      <w:r>
+        <w:rPr>
+          <w:rFonts w:cs="Arial"/>
+          <w:lang w:val="sk-SK"/>
+        </w:rPr>
+        <w:t xml:space="preserve"> </w:t>
+      </w:r>
+      <w:proofErr w:type="spellStart"/>
+      <w:r>
+        <w:rPr>
+          <w:rFonts w:cs="Arial"/>
+          <w:lang w:val="sk-SK"/>
+        </w:rPr>
+        <w:t>linearizácie</w:t>
+      </w:r>
+      <w:proofErr w:type="spellEnd"/>
+      <w:r>
+        <w:rPr>
+          <w:rFonts w:cs="Arial"/>
+          <w:lang w:val="sk-SK"/>
+        </w:rPr>
+        <w:t>.</w:t>
       </w:r>
       <w:r>
         <w:rPr>
@@ -747,12 +650,20 @@
           <w:lang w:val="sk-SK"/>
         </w:rPr>
         <w:br/>
-        <w:t>Pre jej implementáciou bolo avšak potrebné implementovať funkciu get_target</w:t>
-      </w:r>
-      <w:r>
-        <w:rPr>
-          <w:rFonts w:cs="Arial"/>
-          <w:lang w:val="en-US"/>
+        <w:t xml:space="preserve">Pre jej implementáciou bolo avšak potrebné implementovať funkciu </w:t>
+      </w:r>
+      <w:proofErr w:type="spellStart"/>
+      <w:r>
+        <w:rPr>
+          <w:rFonts w:cs="Arial"/>
+          <w:lang w:val="sk-SK"/>
+        </w:rPr>
+        <w:t>get_target</w:t>
+      </w:r>
+      <w:proofErr w:type="spellEnd"/>
+      <w:r>
+        <w:rPr>
+          <w:rFonts w:cs="Arial"/>
         </w:rPr>
         <w:t>.</w:t>
       </w:r>
@@ -764,36 +675,67 @@
         </w:pBdr>
         <w:rPr>
           <w:rFonts w:cs="Arial"/>
-          <w:lang w:val="en-US"/>
-        </w:rPr>
-      </w:pPr>
-    </w:p>
-    <w:p>
-      <w:pPr>
-        <w:rPr>
-          <w:rFonts w:cs="Arial"/>
-          <w:lang w:val="en-US"/>
-        </w:rPr>
-      </w:pPr>
-      <w:r>
-        <w:rPr>
-          <w:rFonts w:cs="Arial"/>
-          <w:lang w:val="en-US"/>
-        </w:rPr>
-        <w:t>function [target] = get_target(estimated_pose, path)</w:t>
-      </w:r>
-    </w:p>
-    <w:p>
-      <w:pPr>
-        <w:rPr>
-          <w:rFonts w:cs="Arial"/>
-          <w:lang w:val="en-US"/>
-        </w:rPr>
-      </w:pPr>
-      <w:r>
-        <w:rPr>
-          <w:rFonts w:cs="Arial"/>
-          <w:lang w:val="en-US"/>
+        </w:rPr>
+      </w:pPr>
+    </w:p>
+    <w:p>
+      <w:pPr>
+        <w:rPr>
+          <w:rFonts w:cs="Arial"/>
+        </w:rPr>
+      </w:pPr>
+      <w:r>
+        <w:rPr>
+          <w:rFonts w:cs="Arial"/>
+        </w:rPr>
+        <w:t xml:space="preserve">function [target] = </w:t>
+      </w:r>
+      <w:proofErr w:type="spellStart"/>
+      <w:r>
+        <w:rPr>
+          <w:rFonts w:cs="Arial"/>
+        </w:rPr>
+        <w:t>get_</w:t>
+      </w:r>
+      <w:proofErr w:type="gramStart"/>
+      <w:r>
+        <w:rPr>
+          <w:rFonts w:cs="Arial"/>
+        </w:rPr>
+        <w:t>target</w:t>
+      </w:r>
+      <w:proofErr w:type="spellEnd"/>
+      <w:r>
+        <w:rPr>
+          <w:rFonts w:cs="Arial"/>
+        </w:rPr>
+        <w:t>(</w:t>
+      </w:r>
+      <w:proofErr w:type="spellStart"/>
+      <w:proofErr w:type="gramEnd"/>
+      <w:r>
+        <w:rPr>
+          <w:rFonts w:cs="Arial"/>
+        </w:rPr>
+        <w:t>estimated_pose</w:t>
+      </w:r>
+      <w:proofErr w:type="spellEnd"/>
+      <w:r>
+        <w:rPr>
+          <w:rFonts w:cs="Arial"/>
+        </w:rPr>
+        <w:t>, path)</w:t>
+      </w:r>
+    </w:p>
+    <w:p>
+      <w:pPr>
+        <w:rPr>
+          <w:rFonts w:cs="Arial"/>
+        </w:rPr>
+      </w:pPr>
+      <w:r>
+        <w:rPr>
+          <w:rFonts w:cs="Arial"/>
         </w:rPr>
         <w:t>%GET_TARGET Summary of this function goes here</w:t>
       </w:r>
@@ -802,66 +744,129 @@
       <w:pPr>
         <w:rPr>
           <w:rFonts w:cs="Arial"/>
-          <w:lang w:val="en-US"/>
-        </w:rPr>
-      </w:pPr>
-    </w:p>
-    <w:p>
-      <w:pPr>
-        <w:rPr>
-          <w:rFonts w:cs="Arial"/>
-          <w:lang w:val="en-US"/>
-        </w:rPr>
-      </w:pPr>
-      <w:r>
-        <w:rPr>
-          <w:rFonts w:cs="Arial"/>
-          <w:lang w:val="en-US"/>
-        </w:rPr>
-        <w:t>persistent waypoint_counter;</w:t>
-      </w:r>
-    </w:p>
-    <w:p>
-      <w:pPr>
-        <w:rPr>
-          <w:rFonts w:cs="Arial"/>
-          <w:lang w:val="en-US"/>
-        </w:rPr>
-      </w:pPr>
-      <w:r>
-        <w:rPr>
-          <w:rFonts w:cs="Arial"/>
-          <w:lang w:val="en-US"/>
-        </w:rPr>
-        <w:t>if(isempty(waypoint_counter))</w:t>
-      </w:r>
-    </w:p>
-    <w:p>
-      <w:pPr>
-        <w:rPr>
-          <w:rFonts w:cs="Arial"/>
-          <w:lang w:val="en-US"/>
-        </w:rPr>
-      </w:pPr>
-      <w:r>
-        <w:rPr>
-          <w:rFonts w:cs="Arial"/>
-          <w:lang w:val="en-US"/>
-        </w:rPr>
-        <w:t xml:space="preserve">    waypoint_counter = 1;</w:t>
-      </w:r>
-    </w:p>
-    <w:p>
-      <w:pPr>
-        <w:rPr>
-          <w:rFonts w:cs="Arial"/>
-          <w:lang w:val="en-US"/>
-        </w:rPr>
-      </w:pPr>
-      <w:r>
-        <w:rPr>
-          <w:rFonts w:cs="Arial"/>
-          <w:lang w:val="en-US"/>
+        </w:rPr>
+      </w:pPr>
+    </w:p>
+    <w:p>
+      <w:pPr>
+        <w:rPr>
+          <w:rFonts w:cs="Arial"/>
+        </w:rPr>
+      </w:pPr>
+      <w:r>
+        <w:rPr>
+          <w:rFonts w:cs="Arial"/>
+        </w:rPr>
+        <w:t xml:space="preserve">persistent </w:t>
+      </w:r>
+      <w:proofErr w:type="spellStart"/>
+      <w:r>
+        <w:rPr>
+          <w:rFonts w:cs="Arial"/>
+        </w:rPr>
+        <w:t>waypoint_</w:t>
+      </w:r>
+      <w:proofErr w:type="gramStart"/>
+      <w:r>
+        <w:rPr>
+          <w:rFonts w:cs="Arial"/>
+        </w:rPr>
+        <w:t>counter</w:t>
+      </w:r>
+      <w:proofErr w:type="spellEnd"/>
+      <w:r>
+        <w:rPr>
+          <w:rFonts w:cs="Arial"/>
+        </w:rPr>
+        <w:t>;</w:t>
+      </w:r>
+      <w:proofErr w:type="gramEnd"/>
+    </w:p>
+    <w:p>
+      <w:pPr>
+        <w:rPr>
+          <w:rFonts w:cs="Arial"/>
+        </w:rPr>
+      </w:pPr>
+      <w:r>
+        <w:rPr>
+          <w:rFonts w:cs="Arial"/>
+        </w:rPr>
+        <w:t>if(</w:t>
+      </w:r>
+      <w:proofErr w:type="spellStart"/>
+      <w:r>
+        <w:rPr>
+          <w:rFonts w:cs="Arial"/>
+        </w:rPr>
+        <w:t>isempty</w:t>
+      </w:r>
+      <w:proofErr w:type="spellEnd"/>
+      <w:r>
+        <w:rPr>
+          <w:rFonts w:cs="Arial"/>
+        </w:rPr>
+        <w:t>(</w:t>
+      </w:r>
+      <w:proofErr w:type="spellStart"/>
+      <w:r>
+        <w:rPr>
+          <w:rFonts w:cs="Arial"/>
+        </w:rPr>
+        <w:t>waypoint_counter</w:t>
+      </w:r>
+      <w:proofErr w:type="spellEnd"/>
+      <w:r>
+        <w:rPr>
+          <w:rFonts w:cs="Arial"/>
+        </w:rPr>
+        <w:t>))</w:t>
+      </w:r>
+    </w:p>
+    <w:p>
+      <w:pPr>
+        <w:rPr>
+          <w:rFonts w:cs="Arial"/>
+        </w:rPr>
+      </w:pPr>
+      <w:r>
+        <w:rPr>
+          <w:rFonts w:cs="Arial"/>
+        </w:rPr>
+        <w:t xml:space="preserve">    </w:t>
+      </w:r>
+      <w:proofErr w:type="spellStart"/>
+      <w:r>
+        <w:rPr>
+          <w:rFonts w:cs="Arial"/>
+        </w:rPr>
+        <w:t>waypoint_counter</w:t>
+      </w:r>
+      <w:proofErr w:type="spellEnd"/>
+      <w:r>
+        <w:rPr>
+          <w:rFonts w:cs="Arial"/>
+        </w:rPr>
+        <w:t xml:space="preserve"> = </w:t>
+      </w:r>
+      <w:proofErr w:type="gramStart"/>
+      <w:r>
+        <w:rPr>
+          <w:rFonts w:cs="Arial"/>
+        </w:rPr>
+        <w:t>1;</w:t>
+      </w:r>
+      <w:proofErr w:type="gramEnd"/>
+    </w:p>
+    <w:p>
+      <w:pPr>
+        <w:rPr>
+          <w:rFonts w:cs="Arial"/>
+        </w:rPr>
+      </w:pPr>
+      <w:r>
+        <w:rPr>
+          <w:rFonts w:cs="Arial"/>
         </w:rPr>
         <w:t>end</w:t>
       </w:r>
@@ -870,76 +875,202 @@
       <w:pPr>
         <w:rPr>
           <w:rFonts w:cs="Arial"/>
-          <w:lang w:val="en-US"/>
-        </w:rPr>
-      </w:pPr>
-    </w:p>
-    <w:p>
-      <w:pPr>
-        <w:rPr>
-          <w:rFonts w:cs="Arial"/>
-          <w:lang w:val="en-US"/>
-        </w:rPr>
-      </w:pPr>
-      <w:r>
-        <w:rPr>
-          <w:rFonts w:cs="Arial"/>
-          <w:lang w:val="en-US"/>
-        </w:rPr>
-        <w:t>target = path(waypoint_counter,:);</w:t>
-      </w:r>
-    </w:p>
-    <w:p>
-      <w:pPr>
-        <w:rPr>
-          <w:rFonts w:cs="Arial"/>
-          <w:lang w:val="en-US"/>
-        </w:rPr>
-      </w:pPr>
-    </w:p>
-    <w:p>
-      <w:pPr>
-        <w:rPr>
-          <w:rFonts w:cs="Arial"/>
-          <w:lang w:val="en-US"/>
-        </w:rPr>
-      </w:pPr>
-      <w:r>
-        <w:rPr>
-          <w:rFonts w:cs="Arial"/>
-          <w:lang w:val="en-US"/>
-        </w:rPr>
-        <w:t>if norm(estimated_pose(1:2) - target) &lt; 1 &amp;&amp; waypoint_counter &lt; size(path,1)</w:t>
-      </w:r>
-    </w:p>
-    <w:p>
-      <w:pPr>
-        <w:rPr>
-          <w:rFonts w:cs="Arial"/>
-          <w:lang w:val="en-US"/>
-        </w:rPr>
-      </w:pPr>
-      <w:r>
-        <w:rPr>
-          <w:rFonts w:cs="Arial"/>
-          <w:lang w:val="en-US"/>
-        </w:rPr>
-        <w:t xml:space="preserve">    waypoint_counter = waypoint_counter+1;</w:t>
-      </w:r>
-    </w:p>
-    <w:p>
-      <w:pPr>
-        <w:rPr>
-          <w:rFonts w:cs="Arial"/>
-          <w:lang w:val="en-US"/>
-        </w:rPr>
-      </w:pPr>
-      <w:r>
-        <w:rPr>
-          <w:rFonts w:cs="Arial"/>
-          <w:lang w:val="en-US"/>
-        </w:rPr>
-        <w:t xml:space="preserve">    target = path(waypoint_counter,:);</w:t>
+        </w:rPr>
+      </w:pPr>
+    </w:p>
+    <w:p>
+      <w:pPr>
+        <w:rPr>
+          <w:rFonts w:cs="Arial"/>
+        </w:rPr>
+      </w:pPr>
+      <w:r>
+        <w:rPr>
+          <w:rFonts w:cs="Arial"/>
+        </w:rPr>
+        <w:t xml:space="preserve">target = </w:t>
+      </w:r>
+      <w:proofErr w:type="gramStart"/>
+      <w:r>
+        <w:rPr>
+          <w:rFonts w:cs="Arial"/>
+        </w:rPr>
+        <w:t>path(</w:t>
+      </w:r>
+      <w:proofErr w:type="spellStart"/>
+      <w:proofErr w:type="gramEnd"/>
+      <w:r>
+        <w:rPr>
+          <w:rFonts w:cs="Arial"/>
+        </w:rPr>
+        <w:t>waypoint_</w:t>
+      </w:r>
+      <w:proofErr w:type="gramStart"/>
+      <w:r>
+        <w:rPr>
+          <w:rFonts w:cs="Arial"/>
+        </w:rPr>
+        <w:t>counter</w:t>
+      </w:r>
+      <w:proofErr w:type="spellEnd"/>
+      <w:r>
+        <w:rPr>
+          <w:rFonts w:cs="Arial"/>
+        </w:rPr>
+        <w:t>,:)</w:t>
+      </w:r>
+      <w:proofErr w:type="gramEnd"/>
+      <w:r>
+        <w:rPr>
+          <w:rFonts w:cs="Arial"/>
+        </w:rPr>
+        <w:t>;</w:t>
+      </w:r>
+    </w:p>
+    <w:p>
+      <w:pPr>
+        <w:rPr>
+          <w:rFonts w:cs="Arial"/>
+        </w:rPr>
+      </w:pPr>
+    </w:p>
+    <w:p>
+      <w:pPr>
+        <w:rPr>
+          <w:rFonts w:cs="Arial"/>
+        </w:rPr>
+      </w:pPr>
+      <w:r>
+        <w:rPr>
+          <w:rFonts w:cs="Arial"/>
+        </w:rPr>
+        <w:t>if norm(</w:t>
+      </w:r>
+      <w:proofErr w:type="spellStart"/>
+      <w:r>
+        <w:rPr>
+          <w:rFonts w:cs="Arial"/>
+        </w:rPr>
+        <w:t>estimated_</w:t>
+      </w:r>
+      <w:proofErr w:type="gramStart"/>
+      <w:r>
+        <w:rPr>
+          <w:rFonts w:cs="Arial"/>
+        </w:rPr>
+        <w:t>pose</w:t>
+      </w:r>
+      <w:proofErr w:type="spellEnd"/>
+      <w:r>
+        <w:rPr>
+          <w:rFonts w:cs="Arial"/>
+        </w:rPr>
+        <w:t>(</w:t>
+      </w:r>
+      <w:proofErr w:type="gramEnd"/>
+      <w:r>
+        <w:rPr>
+          <w:rFonts w:cs="Arial"/>
+        </w:rPr>
+        <w:t xml:space="preserve">1:2) - target) &lt; 1 &amp;&amp; </w:t>
+      </w:r>
+      <w:proofErr w:type="spellStart"/>
+      <w:r>
+        <w:rPr>
+          <w:rFonts w:cs="Arial"/>
+        </w:rPr>
+        <w:t>waypoint_counter</w:t>
+      </w:r>
+      <w:proofErr w:type="spellEnd"/>
+      <w:r>
+        <w:rPr>
+          <w:rFonts w:cs="Arial"/>
+        </w:rPr>
+        <w:t xml:space="preserve"> &lt; size(path,1)</w:t>
+      </w:r>
+    </w:p>
+    <w:p>
+      <w:pPr>
+        <w:rPr>
+          <w:rFonts w:cs="Arial"/>
+        </w:rPr>
+      </w:pPr>
+      <w:r>
+        <w:rPr>
+          <w:rFonts w:cs="Arial"/>
+        </w:rPr>
+        <w:t xml:space="preserve">    </w:t>
+      </w:r>
+      <w:proofErr w:type="spellStart"/>
+      <w:r>
+        <w:rPr>
+          <w:rFonts w:cs="Arial"/>
+        </w:rPr>
+        <w:t>waypoint_counter</w:t>
+      </w:r>
+      <w:proofErr w:type="spellEnd"/>
+      <w:r>
+        <w:rPr>
+          <w:rFonts w:cs="Arial"/>
+        </w:rPr>
+        <w:t xml:space="preserve"> = waypoint_counter+</w:t>
+      </w:r>
+      <w:proofErr w:type="gramStart"/>
+      <w:r>
+        <w:rPr>
+          <w:rFonts w:cs="Arial"/>
+        </w:rPr>
+        <w:t>1;</w:t>
+      </w:r>
+      <w:proofErr w:type="gramEnd"/>
+    </w:p>
+    <w:p>
+      <w:pPr>
+        <w:rPr>
+          <w:rFonts w:cs="Arial"/>
+        </w:rPr>
+      </w:pPr>
+      <w:r>
+        <w:rPr>
+          <w:rFonts w:cs="Arial"/>
+        </w:rPr>
+        <w:t xml:space="preserve">    target = </w:t>
+      </w:r>
+      <w:proofErr w:type="gramStart"/>
+      <w:r>
+        <w:rPr>
+          <w:rFonts w:cs="Arial"/>
+        </w:rPr>
+        <w:t>path(</w:t>
+      </w:r>
+      <w:proofErr w:type="spellStart"/>
+      <w:proofErr w:type="gramEnd"/>
+      <w:r>
+        <w:rPr>
+          <w:rFonts w:cs="Arial"/>
+        </w:rPr>
+        <w:t>waypoint_</w:t>
+      </w:r>
+      <w:proofErr w:type="gramStart"/>
+      <w:r>
+        <w:rPr>
+          <w:rFonts w:cs="Arial"/>
+        </w:rPr>
+        <w:t>counter</w:t>
+      </w:r>
+      <w:proofErr w:type="spellEnd"/>
+      <w:r>
+        <w:rPr>
+          <w:rFonts w:cs="Arial"/>
+        </w:rPr>
+        <w:t>,:)</w:t>
+      </w:r>
+      <w:proofErr w:type="gramEnd"/>
+      <w:r>
+        <w:rPr>
+          <w:rFonts w:cs="Arial"/>
+        </w:rPr>
+        <w:t>;</w:t>
       </w:r>
     </w:p>
     <w:p>
@@ -949,13 +1080,11 @@
         </w:pBdr>
         <w:rPr>
           <w:rFonts w:cs="Arial"/>
-          <w:lang w:val="en-US"/>
-        </w:rPr>
-      </w:pPr>
-      <w:r>
-        <w:rPr>
-          <w:rFonts w:cs="Arial"/>
-          <w:lang w:val="en-US"/>
+        </w:rPr>
+      </w:pPr>
+      <w:r>
+        <w:rPr>
+          <w:rFonts w:cs="Arial"/>
         </w:rPr>
         <w:t>end</w:t>
       </w:r>
@@ -964,67 +1093,165 @@
       <w:pPr>
         <w:rPr>
           <w:rFonts w:cs="Arial"/>
-          <w:lang w:val="en-US"/>
-        </w:rPr>
-      </w:pPr>
-    </w:p>
-    <w:p>
-      <w:pPr>
-        <w:rPr>
-          <w:rFonts w:cs="Arial"/>
-          <w:lang w:val="sk-SK"/>
-        </w:rPr>
-      </w:pPr>
-      <w:r>
-        <w:rPr>
-          <w:rFonts w:cs="Arial"/>
-          <w:lang w:val="en-US"/>
-        </w:rPr>
-        <w:t>Funkcia si zachov</w:t>
-      </w:r>
-      <w:r>
-        <w:rPr>
-          <w:rFonts w:cs="Arial"/>
-          <w:lang w:val="sk-SK"/>
-        </w:rPr>
-        <w:t>áva informáciu o tom, ktoré body z trate už boli prejdené.</w:t>
-      </w:r>
-      <w:r>
-        <w:rPr>
-          <w:rFonts w:cs="Arial"/>
-          <w:lang w:val="en-US"/>
+        </w:rPr>
+      </w:pPr>
+    </w:p>
+    <w:p>
+      <w:pPr>
+        <w:rPr>
+          <w:rFonts w:cs="Arial"/>
+          <w:lang w:val="sk-SK"/>
+        </w:rPr>
+      </w:pPr>
+      <w:proofErr w:type="spellStart"/>
+      <w:r>
+        <w:rPr>
+          <w:rFonts w:cs="Arial"/>
+        </w:rPr>
+        <w:t>Funkcia</w:t>
+      </w:r>
+      <w:proofErr w:type="spellEnd"/>
+      <w:r>
+        <w:rPr>
+          <w:rFonts w:cs="Arial"/>
+        </w:rPr>
+        <w:t xml:space="preserve"> </w:t>
+      </w:r>
+      <w:proofErr w:type="spellStart"/>
+      <w:r>
+        <w:rPr>
+          <w:rFonts w:cs="Arial"/>
+        </w:rPr>
+        <w:t>si</w:t>
+      </w:r>
+      <w:proofErr w:type="spellEnd"/>
+      <w:r>
+        <w:rPr>
+          <w:rFonts w:cs="Arial"/>
+        </w:rPr>
+        <w:t xml:space="preserve"> </w:t>
+      </w:r>
+      <w:proofErr w:type="spellStart"/>
+      <w:r>
+        <w:rPr>
+          <w:rFonts w:cs="Arial"/>
+        </w:rPr>
+        <w:t>zachov</w:t>
+      </w:r>
+      <w:r>
+        <w:rPr>
+          <w:rFonts w:cs="Arial"/>
+          <w:lang w:val="sk-SK"/>
+        </w:rPr>
+        <w:t>áva</w:t>
+      </w:r>
+      <w:proofErr w:type="spellEnd"/>
+      <w:r>
+        <w:rPr>
+          <w:rFonts w:cs="Arial"/>
+          <w:lang w:val="sk-SK"/>
+        </w:rPr>
+        <w:t xml:space="preserve"> informáciu o tom, ktoré body z trate už boli prejdené.</w:t>
+      </w:r>
+      <w:r>
+        <w:rPr>
+          <w:rFonts w:cs="Arial"/>
         </w:rPr>
         <w:t xml:space="preserve"> A v pr</w:t>
       </w:r>
-      <w:r>
-        <w:rPr>
-          <w:rFonts w:cs="Arial"/>
-          <w:lang w:val="sk-SK"/>
-        </w:rPr>
-        <w:t>ípade, že sa, podľa druhej euklidovskej normy, priblíži na vzdialenosť 1 označí bod za dosiahnutý.</w:t>
-      </w:r>
-    </w:p>
-    <w:p>
-      <w:pPr>
-        <w:rPr>
-          <w:rFonts w:cs="Arial"/>
-          <w:lang w:val="sk-SK"/>
-        </w:rPr>
-      </w:pPr>
-    </w:p>
-    <w:p>
-      <w:pPr>
-        <w:rPr>
-          <w:rFonts w:cs="Arial"/>
-          <w:lang w:val="sk-SK"/>
-        </w:rPr>
-      </w:pPr>
-      <w:r>
-        <w:rPr>
-          <w:rFonts w:cs="Arial"/>
-          <w:lang w:val="sk-SK"/>
-        </w:rPr>
-        <w:t>Spätnoväzabná linearizácia bola implementovaná na základe vzorcov v prezentácii z tohto týždňa. Pre optimalizáciu pohybu v blízkosti bodu bola stanovená minimálna dopredná rýchlosť, ktorá sa avšak aplikuje len v prípade, že robot pôjde po rovnej trajektórii.</w:t>
+      <w:proofErr w:type="spellStart"/>
+      <w:r>
+        <w:rPr>
+          <w:rFonts w:cs="Arial"/>
+          <w:lang w:val="sk-SK"/>
+        </w:rPr>
+        <w:t>ípade</w:t>
+      </w:r>
+      <w:proofErr w:type="spellEnd"/>
+      <w:r>
+        <w:rPr>
+          <w:rFonts w:cs="Arial"/>
+          <w:lang w:val="sk-SK"/>
+        </w:rPr>
+        <w:t>, že sa podľa druhej euklidovskej normy priblíži na vzdialenosť 1</w:t>
+      </w:r>
+      <w:r>
+        <w:rPr>
+          <w:rFonts w:cs="Arial"/>
+          <w:lang w:val="sk-SK"/>
+        </w:rPr>
+        <w:t>,</w:t>
+      </w:r>
+      <w:r>
+        <w:rPr>
+          <w:rFonts w:cs="Arial"/>
+          <w:lang w:val="sk-SK"/>
+        </w:rPr>
+        <w:t xml:space="preserve"> označí bod za dosiahnutý.</w:t>
+      </w:r>
+    </w:p>
+    <w:p>
+      <w:pPr>
+        <w:rPr>
+          <w:rFonts w:cs="Arial"/>
+          <w:lang w:val="sk-SK"/>
+        </w:rPr>
+      </w:pPr>
+    </w:p>
+    <w:p>
+      <w:pPr>
+        <w:rPr>
+          <w:rFonts w:cs="Arial"/>
+          <w:lang w:val="sk-SK"/>
+        </w:rPr>
+      </w:pPr>
+      <w:proofErr w:type="spellStart"/>
+      <w:r>
+        <w:rPr>
+          <w:rFonts w:cs="Arial"/>
+          <w:lang w:val="sk-SK"/>
+        </w:rPr>
+        <w:t>Spätnoväzabná</w:t>
+      </w:r>
+      <w:proofErr w:type="spellEnd"/>
+      <w:r>
+        <w:rPr>
+          <w:rFonts w:cs="Arial"/>
+          <w:lang w:val="sk-SK"/>
+        </w:rPr>
+        <w:t xml:space="preserve"> </w:t>
+      </w:r>
+      <w:proofErr w:type="spellStart"/>
+      <w:r>
+        <w:rPr>
+          <w:rFonts w:cs="Arial"/>
+          <w:lang w:val="sk-SK"/>
+        </w:rPr>
+        <w:t>linearizácia</w:t>
+      </w:r>
+      <w:proofErr w:type="spellEnd"/>
+      <w:r>
+        <w:rPr>
+          <w:rFonts w:cs="Arial"/>
+          <w:lang w:val="sk-SK"/>
+        </w:rPr>
+        <w:t xml:space="preserve"> bola implementovaná na základe vzorcov v prezentácii z tohto týždňa. Pre optimalizáciu pohybu v blízkosti bodu bola stanovená minimálna </w:t>
+      </w:r>
+      <w:proofErr w:type="spellStart"/>
+      <w:r>
+        <w:rPr>
+          <w:rFonts w:cs="Arial"/>
+          <w:lang w:val="sk-SK"/>
+        </w:rPr>
+        <w:t>dopredná</w:t>
+      </w:r>
+      <w:proofErr w:type="spellEnd"/>
+      <w:r>
+        <w:rPr>
+          <w:rFonts w:cs="Arial"/>
+          <w:lang w:val="sk-SK"/>
+        </w:rPr>
+        <w:t xml:space="preserve"> rýchlosť, ktorá sa avšak aplikuje len v prípade, že robot pôjde po rovnej trajektórii.</w:t>
       </w:r>
     </w:p>
     <w:sectPr>
@@ -1740,7 +1967,7 @@
         <w:rFonts w:asciiTheme="minorHAnsi" w:eastAsiaTheme="minorHAnsi" w:hAnsiTheme="minorHAnsi" w:cstheme="minorBidi"/>
         <w:sz w:val="24"/>
         <w:szCs w:val="24"/>
-        <w:lang w:eastAsia="en-US" w:bidi="ar-SA"/>
+        <w:lang w:val="en-US" w:eastAsia="en-US" w:bidi="ar-SA"/>
       </w:rPr>
     </w:rPrDefault>
     <w:pPrDefault/>
@@ -2195,6 +2422,7 @@
   <w:style w:type="character" w:default="1" w:styleId="Predvolenpsmoodseku">
     <w:name w:val="Default Paragraph Font"/>
     <w:uiPriority w:val="1"/>
+    <w:semiHidden/>
     <w:unhideWhenUsed/>
   </w:style>
   <w:style w:type="table" w:default="1" w:styleId="Normlnatabuka">
